--- a/複評文件!!!!!!/第一章.docx
+++ b/複評文件!!!!!!/第一章.docx
@@ -2,391 +2,6 @@
 <file path=word/document.xml><?xml version="1.0" encoding="utf-8"?>
 <w:document xmlns:wpc="http://schemas.microsoft.com/office/word/2010/wordprocessingCanvas" xmlns:cx="http://schemas.microsoft.com/office/drawing/2014/chartex" xmlns:cx1="http://schemas.microsoft.com/office/drawing/2015/9/8/chartex" xmlns:cx2="http://schemas.microsoft.com/office/drawing/2015/10/21/chartex" xmlns:cx3="http://schemas.microsoft.com/office/drawing/2016/5/9/chartex" xmlns:cx4="http://schemas.microsoft.com/office/drawing/2016/5/10/chartex" xmlns:cx5="http://schemas.microsoft.com/office/drawing/2016/5/11/chartex" xmlns:cx6="http://schemas.microsoft.com/office/drawing/2016/5/12/chartex" xmlns:cx7="http://schemas.microsoft.com/office/drawing/2016/5/13/chartex" xmlns:cx8="http://schemas.microsoft.com/office/drawing/2016/5/14/chartex" xmlns:mc="http://schemas.openxmlformats.org/markup-compatibility/2006" xmlns:aink="http://schemas.microsoft.com/office/drawing/2016/ink" xmlns:am3d="http://schemas.microsoft.com/office/drawing/2017/model3d" xmlns:o="urn:schemas-microsoft-com:office:office" xmlns:oel="http://schemas.microsoft.com/office/2019/extlst" xmlns:r="http://schemas.openxmlformats.org/officeDocument/2006/relationships" xmlns:m="http://schemas.openxmlformats.org/officeDocument/2006/math" xmlns:v="urn:schemas-microsoft-com:vml" xmlns:wp14="http://schemas.microsoft.com/office/word/2010/wordprocessingDrawing" xmlns:wp="http://schemas.openxmlformats.org/drawingml/2006/wordprocessingDrawing" xmlns:w10="urn:schemas-microsoft-com:office:word" xmlns:w="http://schemas.openxmlformats.org/wordprocessingml/2006/main" xmlns:w14="http://schemas.microsoft.com/office/word/2010/wordml" xmlns:w15="http://schemas.microsoft.com/office/word/2012/wordml" xmlns:w16cex="http://schemas.microsoft.com/office/word/2018/wordml/cex" xmlns:w16cid="http://schemas.microsoft.com/office/word/2016/wordml/cid" xmlns:w16="http://schemas.microsoft.com/office/word/2018/wordml" xmlns:w16du="http://schemas.microsoft.com/office/word/2023/wordml/word16du" xmlns:w16sdtdh="http://schemas.microsoft.com/office/word/2020/wordml/sdtdatahash" xmlns:w16sdtfl="http://schemas.microsoft.com/office/word/2024/wordml/sdtformatlock" xmlns:w16se="http://schemas.microsoft.com/office/word/2015/wordml/symex" xmlns:wpg="http://schemas.microsoft.com/office/word/2010/wordprocessingGroup" xmlns:wpi="http://schemas.microsoft.com/office/word/2010/wordprocessingInk" xmlns:wne="http://schemas.microsoft.com/office/word/2006/wordml" xmlns:wps="http://schemas.microsoft.com/office/word/2010/wordprocessingShape" mc:Ignorable="w14 w15 w16se w16cid w16 w16cex w16sdtdh w16sdtfl w16du wp14">
   <w:body>
-    <w:p>
-      <w:r>
-        <w:rPr>
-          <w:rFonts w:ascii="Segoe UI Emoji" w:hAnsi="Segoe UI Emoji" w:cs="Segoe UI Emoji"/>
-        </w:rPr>
-        <w:t>🔹</w:t>
-      </w:r>
-    </w:p>
-    <w:p>
-      <w:pPr>
-        <w:rPr>
-          <w:rFonts w:hint="eastAsia"/>
-        </w:rPr>
-      </w:pPr>
-      <w:r>
-        <w:rPr>
-          <w:rFonts w:hint="eastAsia"/>
-        </w:rPr>
-        <w:t>在資訊科技迅速發展的時代，智慧型手機已與大眾生活密不可分，與此同時，這幾年性別平等意識提升，依據我國參照歐盟「性別平等指數」（</w:t>
-      </w:r>
-      <w:r>
-        <w:rPr>
-          <w:rFonts w:hint="eastAsia"/>
-        </w:rPr>
-        <w:t>GEI</w:t>
-      </w:r>
-      <w:r>
-        <w:rPr>
-          <w:rFonts w:hint="eastAsia"/>
-        </w:rPr>
-        <w:t>）衡量性別平等發展情形，台灣獲得</w:t>
-      </w:r>
-      <w:r>
-        <w:rPr>
-          <w:rFonts w:hint="eastAsia"/>
-        </w:rPr>
-        <w:t xml:space="preserve"> 67.8 </w:t>
-      </w:r>
-      <w:r>
-        <w:rPr>
-          <w:rFonts w:hint="eastAsia"/>
-        </w:rPr>
-        <w:t>分，已與歐盟各國的平均水準並駕齊驅</w:t>
-      </w:r>
-    </w:p>
-    <w:p>
-      <w:r>
-        <w:rPr>
-          <w:rFonts w:ascii="Segoe UI Emoji" w:hAnsi="Segoe UI Emoji" w:cs="Segoe UI Emoji"/>
-        </w:rPr>
-        <w:t>🔹</w:t>
-      </w:r>
-    </w:p>
-    <w:p>
-      <w:pPr>
-        <w:rPr>
-          <w:rFonts w:hint="eastAsia"/>
-        </w:rPr>
-      </w:pPr>
-      <w:r>
-        <w:rPr>
-          <w:rFonts w:hint="eastAsia"/>
-        </w:rPr>
-        <w:t>尼爾森《</w:t>
-      </w:r>
-      <w:r>
-        <w:rPr>
-          <w:rFonts w:hint="eastAsia"/>
-        </w:rPr>
-        <w:t>2025 LINE</w:t>
-      </w:r>
-      <w:r>
-        <w:rPr>
-          <w:rFonts w:hint="eastAsia"/>
-        </w:rPr>
-        <w:t>使用行為調查》，指出</w:t>
-      </w:r>
-      <w:r>
-        <w:rPr>
-          <w:rFonts w:hint="eastAsia"/>
-        </w:rPr>
-        <w:t>LINE</w:t>
-      </w:r>
-      <w:r>
-        <w:rPr>
-          <w:rFonts w:hint="eastAsia"/>
-        </w:rPr>
-        <w:t>已成為民眾生活的重要入口，滲透率高達</w:t>
-      </w:r>
-      <w:r>
-        <w:rPr>
-          <w:rFonts w:hint="eastAsia"/>
-        </w:rPr>
-        <w:t>93%</w:t>
-      </w:r>
-      <w:r>
-        <w:rPr>
-          <w:rFonts w:hint="eastAsia"/>
-        </w:rPr>
-        <w:t>，因此我們希望透過賴官方帳號為入口，建立一個性別平等的孕期和嬰幼兒紀錄平台</w:t>
-      </w:r>
-    </w:p>
-    <w:p>
-      <w:r>
-        <w:rPr>
-          <w:rFonts w:ascii="Segoe UI Emoji" w:hAnsi="Segoe UI Emoji" w:cs="Segoe UI Emoji"/>
-        </w:rPr>
-        <w:t>🔹</w:t>
-      </w:r>
-    </w:p>
-    <w:p>
-      <w:pPr>
-        <w:rPr>
-          <w:rFonts w:hint="eastAsia"/>
-        </w:rPr>
-      </w:pPr>
-      <w:r>
-        <w:rPr>
-          <w:rFonts w:hint="eastAsia"/>
-        </w:rPr>
-        <w:t>在此之前我們有做一個問卷調查，調查媽媽們在懷孕期間及小孩出生後使用的</w:t>
-      </w:r>
-      <w:r>
-        <w:rPr>
-          <w:rFonts w:hint="eastAsia"/>
-        </w:rPr>
-        <w:t>App</w:t>
-      </w:r>
-      <w:r>
-        <w:rPr>
-          <w:rFonts w:hint="eastAsia"/>
-        </w:rPr>
-        <w:t>習慣、吸引他們使用的優點和使用期間遇到的困擾等問題，我們總共收集了</w:t>
-      </w:r>
-      <w:r>
-        <w:rPr>
-          <w:rFonts w:hint="eastAsia"/>
-        </w:rPr>
-        <w:t>116</w:t>
-      </w:r>
-      <w:r>
-        <w:rPr>
-          <w:rFonts w:hint="eastAsia"/>
-        </w:rPr>
-        <w:t>份，可以從圖片中看到有六成以上有使用懷孕或育兒期間相關應用程式</w:t>
-      </w:r>
-    </w:p>
-    <w:p>
-      <w:r>
-        <w:rPr>
-          <w:rFonts w:ascii="Segoe UI Emoji" w:hAnsi="Segoe UI Emoji" w:cs="Segoe UI Emoji"/>
-        </w:rPr>
-        <w:t>🔹</w:t>
-      </w:r>
-    </w:p>
-    <w:p>
-      <w:pPr>
-        <w:rPr>
-          <w:rFonts w:hint="eastAsia"/>
-        </w:rPr>
-      </w:pPr>
-      <w:r>
-        <w:rPr>
-          <w:rFonts w:hint="eastAsia"/>
-        </w:rPr>
-        <w:t>吸引他們使用的優點有功能實用、操作簡單、提供孕期知識與衛教等</w:t>
-      </w:r>
-    </w:p>
-    <w:p>
-      <w:r>
-        <w:rPr>
-          <w:rFonts w:ascii="Segoe UI Emoji" w:hAnsi="Segoe UI Emoji" w:cs="Segoe UI Emoji"/>
-        </w:rPr>
-        <w:t>🔹</w:t>
-      </w:r>
-    </w:p>
-    <w:p>
-      <w:pPr>
-        <w:rPr>
-          <w:rFonts w:hint="eastAsia"/>
-        </w:rPr>
-      </w:pPr>
-      <w:r>
-        <w:rPr>
-          <w:rFonts w:hint="eastAsia"/>
-        </w:rPr>
-        <w:t>另外還有</w:t>
-      </w:r>
-      <w:proofErr w:type="gramStart"/>
-      <w:r>
-        <w:rPr>
-          <w:rFonts w:hint="eastAsia"/>
-        </w:rPr>
-        <w:t>有</w:t>
-      </w:r>
-      <w:proofErr w:type="gramEnd"/>
-      <w:r>
-        <w:rPr>
-          <w:rFonts w:hint="eastAsia"/>
-        </w:rPr>
-        <w:t>功能分散、廣告太多、付費太貴、隊友在狀況外等困擾，因此我們系統以這幾個觀點出發，希望可以解決目前市面上應用程式或網頁的困擾</w:t>
-      </w:r>
-    </w:p>
-    <w:p>
-      <w:r>
-        <w:rPr>
-          <w:rFonts w:ascii="Segoe UI Emoji" w:hAnsi="Segoe UI Emoji" w:cs="Segoe UI Emoji"/>
-        </w:rPr>
-        <w:t>🔹</w:t>
-      </w:r>
-    </w:p>
-    <w:p>
-      <w:pPr>
-        <w:rPr>
-          <w:rFonts w:hint="eastAsia"/>
-        </w:rPr>
-      </w:pPr>
-      <w:r>
-        <w:rPr>
-          <w:rFonts w:hint="eastAsia"/>
-        </w:rPr>
-        <w:t>我們系統期望可以達到</w:t>
-      </w:r>
-      <w:r>
-        <w:rPr>
-          <w:rFonts w:hint="eastAsia"/>
-        </w:rPr>
-        <w:t>SDGs</w:t>
-      </w:r>
-      <w:r>
-        <w:rPr>
-          <w:rFonts w:hint="eastAsia"/>
-        </w:rPr>
-        <w:t>的其中三項目標</w:t>
-      </w:r>
-    </w:p>
-    <w:p>
-      <w:pPr>
-        <w:rPr>
-          <w:rFonts w:hint="eastAsia"/>
-        </w:rPr>
-      </w:pPr>
-      <w:r>
-        <w:rPr>
-          <w:rFonts w:hint="eastAsia"/>
-        </w:rPr>
-        <w:t>透過每日紀錄、數據化圖表達到健康與福祉、</w:t>
-      </w:r>
-    </w:p>
-    <w:p>
-      <w:pPr>
-        <w:rPr>
-          <w:rFonts w:hint="eastAsia"/>
-        </w:rPr>
-      </w:pPr>
-      <w:r>
-        <w:rPr>
-          <w:rFonts w:hint="eastAsia"/>
-        </w:rPr>
-        <w:t>透過正確衛教知識達到優質教育、</w:t>
-      </w:r>
-    </w:p>
-    <w:p>
-      <w:pPr>
-        <w:rPr>
-          <w:rFonts w:hint="eastAsia"/>
-        </w:rPr>
-      </w:pPr>
-      <w:r>
-        <w:rPr>
-          <w:rFonts w:hint="eastAsia"/>
-        </w:rPr>
-        <w:t>透過功能和名稱設計盡量避免認為育兒是女性的工作達到性別平等</w:t>
-      </w:r>
-    </w:p>
-    <w:p>
-      <w:pPr>
-        <w:rPr>
-          <w:rFonts w:hint="eastAsia"/>
-        </w:rPr>
-      </w:pPr>
-      <w:r>
-        <w:rPr>
-          <w:rFonts w:hint="eastAsia"/>
-        </w:rPr>
-        <w:t>的系統名稱是將三個英文字母結合</w:t>
-      </w:r>
-      <w:proofErr w:type="gramStart"/>
-      <w:r>
-        <w:rPr>
-          <w:rFonts w:hint="eastAsia"/>
-        </w:rPr>
-        <w:t>合</w:t>
-      </w:r>
-      <w:proofErr w:type="gramEnd"/>
-      <w:r>
-        <w:rPr>
-          <w:rFonts w:hint="eastAsia"/>
-        </w:rPr>
-        <w:t>在一起</w:t>
-      </w:r>
-      <w:r>
-        <w:rPr>
-          <w:rFonts w:hint="eastAsia"/>
-        </w:rPr>
-        <w:t xml:space="preserve"> </w:t>
-      </w:r>
-      <w:r>
-        <w:rPr>
-          <w:rFonts w:hint="eastAsia"/>
-        </w:rPr>
-        <w:t>分別為</w:t>
-      </w:r>
-      <w:r>
-        <w:rPr>
-          <w:rFonts w:hint="eastAsia"/>
-        </w:rPr>
-        <w:t>co</w:t>
-      </w:r>
-      <w:r>
-        <w:rPr>
-          <w:rFonts w:hint="eastAsia"/>
-        </w:rPr>
-        <w:t>共同</w:t>
-      </w:r>
-      <w:r>
-        <w:rPr>
-          <w:rFonts w:hint="eastAsia"/>
-        </w:rPr>
-        <w:t>Log</w:t>
-      </w:r>
-      <w:r>
-        <w:rPr>
-          <w:rFonts w:hint="eastAsia"/>
-        </w:rPr>
-        <w:t>紀錄以及</w:t>
-      </w:r>
-      <w:r>
-        <w:rPr>
-          <w:rFonts w:hint="eastAsia"/>
-        </w:rPr>
-        <w:t xml:space="preserve">growth </w:t>
-      </w:r>
-      <w:r>
-        <w:rPr>
-          <w:rFonts w:hint="eastAsia"/>
-        </w:rPr>
-        <w:t>成長希望透過這個系統</w:t>
-      </w:r>
-      <w:r>
-        <w:rPr>
-          <w:rFonts w:hint="eastAsia"/>
-        </w:rPr>
-        <w:t xml:space="preserve"> </w:t>
-      </w:r>
-      <w:r>
-        <w:rPr>
-          <w:rFonts w:hint="eastAsia"/>
-        </w:rPr>
-        <w:t>共同紀錄</w:t>
-      </w:r>
-      <w:r>
-        <w:rPr>
-          <w:rFonts w:hint="eastAsia"/>
-        </w:rPr>
-        <w:t xml:space="preserve"> </w:t>
-      </w:r>
-      <w:r>
-        <w:rPr>
-          <w:rFonts w:hint="eastAsia"/>
-        </w:rPr>
-        <w:t>一起成長</w:t>
-      </w:r>
-    </w:p>
-    <w:p>
-      <w:r>
-        <w:rPr>
-          <w:rFonts w:ascii="Segoe UI Emoji" w:hAnsi="Segoe UI Emoji" w:cs="Segoe UI Emoji"/>
-        </w:rPr>
-        <w:t>🔹</w:t>
-      </w:r>
-    </w:p>
-    <w:p/>
-    <w:p/>
-    <w:p/>
     <w:p>
       <w:pPr>
         <w:pStyle w:val="a9"/>
@@ -434,25 +49,7 @@
           <w:sz w:val="28"/>
           <w:szCs w:val="28"/>
         </w:rPr>
-        <w:t>隨著科技與智慧型手機的</w:t>
-      </w:r>
-      <w:proofErr w:type="gramStart"/>
-      <w:r>
-        <w:rPr>
-          <w:rFonts w:ascii="Times New Roman" w:eastAsia="標楷體" w:hAnsi="Times New Roman" w:hint="eastAsia"/>
-          <w:sz w:val="28"/>
-          <w:szCs w:val="28"/>
-        </w:rPr>
-        <w:t>普及，</w:t>
-      </w:r>
-      <w:proofErr w:type="gramEnd"/>
-      <w:r>
-        <w:rPr>
-          <w:rFonts w:ascii="Times New Roman" w:eastAsia="標楷體" w:hAnsi="Times New Roman" w:hint="eastAsia"/>
-          <w:sz w:val="28"/>
-          <w:szCs w:val="28"/>
-        </w:rPr>
-        <w:t>現代人越來越依賴各類應用程式來管理生活、獲取資訊與記錄個人狀態。</w:t>
+        <w:t>隨著科技與智慧型手機的普及，現代人越來越依賴各類應用程式來管理生活、獲取資訊與記錄個人狀態。</w:t>
       </w:r>
       <w:r>
         <w:rPr>
@@ -626,23 +223,13 @@
           <w:szCs w:val="28"/>
         </w:rPr>
       </w:pPr>
-      <w:proofErr w:type="gramStart"/>
-      <w:r>
-        <w:rPr>
-          <w:rFonts w:ascii="Times New Roman" w:eastAsia="標楷體" w:hAnsi="Times New Roman" w:hint="eastAsia"/>
-          <w:sz w:val="28"/>
-          <w:szCs w:val="28"/>
-        </w:rPr>
-        <w:t>此外，</w:t>
-      </w:r>
-      <w:proofErr w:type="gramEnd"/>
-      <w:r>
-        <w:rPr>
-          <w:rFonts w:ascii="Times New Roman" w:eastAsia="標楷體" w:hAnsi="Times New Roman" w:hint="eastAsia"/>
-          <w:sz w:val="28"/>
-          <w:szCs w:val="28"/>
-        </w:rPr>
-        <w:t>目前多數孕婦仍然依賴政府或醫療機構提供的紙本孕婦健康手冊做為主要紀錄工具。雖然紙本具備基本紀錄與參考功能，但在即時查詢、跨裝置存取、數據分析與長期保存方面皆有所限制，難以滿足現在使用者對於效率與便利性的需求。</w:t>
+      <w:r>
+        <w:rPr>
+          <w:rFonts w:ascii="Times New Roman" w:eastAsia="標楷體" w:hAnsi="Times New Roman" w:hint="eastAsia"/>
+          <w:sz w:val="28"/>
+          <w:szCs w:val="28"/>
+        </w:rPr>
+        <w:t>此外，目前多數孕婦仍然依賴政府或醫療機構提供的紙本孕婦健康手冊做為主要紀錄工具。雖然紙本具備基本紀錄與參考功能，但在即時查詢、跨裝置存取、數據分析與長期保存方面皆有所限制，難以滿足現在使用者對於效率與便利性的需求。</w:t>
       </w:r>
     </w:p>
     <w:p>
@@ -671,7 +258,6 @@
           <w:sz w:val="32"/>
           <w:szCs w:val="36"/>
         </w:rPr>
-        <w:lastRenderedPageBreak/>
         <w:t>動機</w:t>
       </w:r>
       <w:bookmarkEnd w:id="1"/>
@@ -692,7 +278,16 @@
           <w:sz w:val="28"/>
           <w:szCs w:val="28"/>
         </w:rPr>
-        <w:t>基於上述的問題與觀察，我們透過問卷進行市場調查來當作我們的驗證資訊。</w:t>
+        <w:t>基於上述的問題與觀察，我們透過問卷進行市場調查來當作我們</w:t>
+      </w:r>
+      <w:r>
+        <w:rPr>
+          <w:rFonts w:ascii="Times New Roman" w:eastAsia="標楷體" w:hAnsi="Times New Roman" w:hint="eastAsia"/>
+          <w:sz w:val="28"/>
+          <w:szCs w:val="28"/>
+        </w:rPr>
+        <w:lastRenderedPageBreak/>
+        <w:t>的驗證資訊。</w:t>
       </w:r>
       <w:r>
         <w:rPr>
@@ -931,34 +526,9 @@
           <w:rFonts w:ascii="Times New Roman" w:eastAsia="標楷體" w:hAnsi="Times New Roman" w:hint="eastAsia"/>
           <w:sz w:val="28"/>
         </w:rPr>
-        <w:t>調查使用者對於一站式平台調查的使用意願程度</w:t>
-      </w:r>
-      <w:proofErr w:type="gramStart"/>
-      <w:r>
-        <w:rPr>
-          <w:rFonts w:ascii="Times New Roman" w:eastAsia="標楷體" w:hAnsi="Times New Roman" w:hint="eastAsia"/>
-          <w:sz w:val="28"/>
-        </w:rPr>
-        <w:t>（</w:t>
-      </w:r>
-      <w:proofErr w:type="gramEnd"/>
-      <w:r>
-        <w:rPr>
-          <w:rFonts w:ascii="Times New Roman" w:eastAsia="標楷體" w:hAnsi="Times New Roman" w:hint="eastAsia"/>
-          <w:sz w:val="28"/>
-        </w:rPr>
-        <w:t>五：高分</w:t>
-      </w:r>
-      <w:proofErr w:type="gramStart"/>
-      <w:r>
-        <w:rPr>
-          <w:rFonts w:ascii="Times New Roman" w:eastAsia="標楷體" w:hAnsi="Times New Roman" w:hint="eastAsia"/>
-          <w:sz w:val="28"/>
-        </w:rPr>
-        <w:t>）</w:t>
+        <w:t>調查使用者對於一站式平台調查的使用意願程度（五：高分）</w:t>
       </w:r>
       <w:bookmarkEnd w:id="4"/>
-      <w:proofErr w:type="gramEnd"/>
     </w:p>
     <w:p>
       <w:pPr>
@@ -1018,7 +588,7 @@
         <w:ind w:firstLine="480"/>
         <w:jc w:val="both"/>
         <w:rPr>
-          <w:rFonts w:ascii="Times New Roman" w:eastAsia="標楷體" w:hAnsi="Times New Roman" w:hint="eastAsia"/>
+          <w:rFonts w:ascii="Times New Roman" w:eastAsia="標楷體" w:hAnsi="Times New Roman"/>
           <w:sz w:val="28"/>
           <w:szCs w:val="28"/>
         </w:rPr>
@@ -1114,25 +684,7 @@
           <w:sz w:val="28"/>
           <w:szCs w:val="28"/>
         </w:rPr>
-        <w:t>一站式整合平台：本系統將整合</w:t>
-      </w:r>
-      <w:proofErr w:type="gramStart"/>
-      <w:r>
-        <w:rPr>
-          <w:rFonts w:ascii="Times New Roman" w:eastAsia="標楷體" w:hAnsi="Times New Roman" w:hint="eastAsia"/>
-          <w:sz w:val="28"/>
-          <w:szCs w:val="28"/>
-        </w:rPr>
-        <w:t>孕期間到嬰幼兒</w:t>
-      </w:r>
-      <w:proofErr w:type="gramEnd"/>
-      <w:r>
-        <w:rPr>
-          <w:rFonts w:ascii="Times New Roman" w:eastAsia="標楷體" w:hAnsi="Times New Roman" w:hint="eastAsia"/>
-          <w:sz w:val="28"/>
-          <w:szCs w:val="28"/>
-        </w:rPr>
-        <w:t>的所有紀錄功能，使用者可以直接在平台上作紀錄，無須下載多個應用程式</w:t>
+        <w:t>一站式整合平台：本系統將整合孕期間到嬰幼兒的所有紀錄功能，使用者可以直接在平台上作紀錄，無須下載多個應用程式</w:t>
       </w:r>
       <w:r>
         <w:rPr>
@@ -1234,25 +786,7 @@
           <w:sz w:val="28"/>
           <w:szCs w:val="28"/>
         </w:rPr>
-        <w:t>者能夠了解</w:t>
-      </w:r>
-      <w:proofErr w:type="gramStart"/>
-      <w:r>
-        <w:rPr>
-          <w:rFonts w:ascii="Times New Roman" w:eastAsia="標楷體" w:hAnsi="Times New Roman" w:hint="eastAsia"/>
-          <w:sz w:val="28"/>
-          <w:szCs w:val="28"/>
-        </w:rPr>
-        <w:t>孕</w:t>
-      </w:r>
-      <w:proofErr w:type="gramEnd"/>
-      <w:r>
-        <w:rPr>
-          <w:rFonts w:ascii="Times New Roman" w:eastAsia="標楷體" w:hAnsi="Times New Roman" w:hint="eastAsia"/>
-          <w:sz w:val="28"/>
-          <w:szCs w:val="28"/>
-        </w:rPr>
-        <w:t>媽媽的</w:t>
+        <w:t>者能夠了解孕媽媽的</w:t>
       </w:r>
       <w:r>
         <w:rPr>
@@ -1446,7 +980,7 @@
     <w:p>
       <w:pPr>
         <w:pStyle w:val="a9"/>
-        <w:ind w:left="0"/>
+        <w:ind w:left="0" w:firstLineChars="200" w:firstLine="560"/>
         <w:jc w:val="both"/>
         <w:rPr>
           <w:rFonts w:ascii="Times New Roman" w:eastAsia="標楷體" w:hAnsi="Times New Roman"/>
@@ -1518,7 +1052,7 @@
           <w:sz w:val="28"/>
           <w:szCs w:val="28"/>
         </w:rPr>
-        <w:t>）、</w:t>
+        <w:t>，合作）、</w:t>
       </w:r>
       <w:r>
         <w:rPr>
@@ -1550,39 +1084,31 @@
           <w:sz w:val="28"/>
           <w:szCs w:val="28"/>
         </w:rPr>
-        <w:t>）</w:t>
-      </w:r>
-      <w:r>
-        <w:rPr>
-          <w:rFonts w:ascii="Times New Roman" w:eastAsia="標楷體" w:hAnsi="Times New Roman"/>
-          <w:sz w:val="28"/>
-          <w:szCs w:val="28"/>
-        </w:rPr>
-        <w:t xml:space="preserve"> </w:t>
-      </w:r>
-      <w:r>
-        <w:rPr>
-          <w:rFonts w:ascii="Times New Roman" w:eastAsia="標楷體" w:hAnsi="Times New Roman"/>
-          <w:sz w:val="28"/>
-          <w:szCs w:val="28"/>
-        </w:rPr>
-        <w:t>與</w:t>
-      </w:r>
-      <w:r>
-        <w:rPr>
-          <w:rFonts w:ascii="Times New Roman" w:eastAsia="標楷體" w:hAnsi="Times New Roman"/>
-          <w:sz w:val="28"/>
-          <w:szCs w:val="28"/>
-        </w:rPr>
-        <w:t xml:space="preserve"> Growth </w:t>
-      </w:r>
-      <w:r>
-        <w:rPr>
-          <w:rFonts w:ascii="Times New Roman" w:eastAsia="標楷體" w:hAnsi="Times New Roman"/>
-          <w:sz w:val="28"/>
-          <w:szCs w:val="28"/>
-        </w:rPr>
-        <w:t>三個英文字所組成，分別代表共同合作、紀錄及成長。我們希望透過此平台，讓養育者與協助者共同參與孕期及嬰幼兒成長歷程，共同記錄每一個重要時刻，實踐</w:t>
+        <w:t>，紀錄）與</w:t>
+      </w:r>
+      <w:r>
+        <w:rPr>
+          <w:rFonts w:ascii="Times New Roman" w:eastAsia="標楷體" w:hAnsi="Times New Roman"/>
+          <w:sz w:val="28"/>
+          <w:szCs w:val="28"/>
+        </w:rPr>
+        <w:t xml:space="preserve"> Growth</w:t>
+      </w:r>
+      <w:r>
+        <w:rPr>
+          <w:rFonts w:ascii="Times New Roman" w:eastAsia="標楷體" w:hAnsi="Times New Roman"/>
+          <w:sz w:val="28"/>
+          <w:szCs w:val="28"/>
+        </w:rPr>
+        <w:t>（成長）三個字根組合而成。</w:t>
+      </w:r>
+      <w:r>
+        <w:rPr>
+          <w:rFonts w:ascii="Times New Roman" w:eastAsia="標楷體" w:hAnsi="Times New Roman"/>
+          <w:sz w:val="28"/>
+          <w:szCs w:val="28"/>
+        </w:rPr>
+        <w:t>我們希望透過此平台，讓養育者與協助者共同參與孕期及嬰幼兒成長歷程，共同記錄每一個重要時刻，實踐</w:t>
       </w:r>
       <w:r>
         <w:rPr>
@@ -1694,25 +1220,7 @@
           <w:sz w:val="28"/>
           <w:szCs w:val="28"/>
         </w:rPr>
-        <w:t>破碎化的痛點，顯著降低使用者的資訊搜尋時間並提升操作效率，精</w:t>
-      </w:r>
-      <w:proofErr w:type="gramStart"/>
-      <w:r>
-        <w:rPr>
-          <w:rFonts w:ascii="Times New Roman" w:eastAsia="標楷體" w:hAnsi="Times New Roman" w:hint="eastAsia"/>
-          <w:sz w:val="28"/>
-          <w:szCs w:val="28"/>
-        </w:rPr>
-        <w:t>準</w:t>
-      </w:r>
-      <w:proofErr w:type="gramEnd"/>
-      <w:r>
-        <w:rPr>
-          <w:rFonts w:ascii="Times New Roman" w:eastAsia="標楷體" w:hAnsi="Times New Roman" w:hint="eastAsia"/>
-          <w:sz w:val="28"/>
-          <w:szCs w:val="28"/>
-        </w:rPr>
-        <w:t>回應問卷調查中近</w:t>
+        <w:t>破碎化的痛點，顯著降低使用者的資訊搜尋時間並提升操作效率，精準回應問卷調查中近</w:t>
       </w:r>
       <w:r>
         <w:rPr>
@@ -1778,7 +1286,7 @@
         </w:tabs>
         <w:jc w:val="both"/>
         <w:rPr>
-          <w:rFonts w:ascii="Times New Roman" w:eastAsia="標楷體" w:hAnsi="Times New Roman" w:hint="eastAsia"/>
+          <w:rFonts w:ascii="Times New Roman" w:eastAsia="標楷體" w:hAnsi="Times New Roman"/>
           <w:sz w:val="28"/>
           <w:szCs w:val="28"/>
         </w:rPr>
@@ -1797,23 +1305,13 @@
           <w:szCs w:val="28"/>
         </w:rPr>
       </w:pPr>
-      <w:proofErr w:type="gramStart"/>
-      <w:r>
-        <w:rPr>
-          <w:rFonts w:ascii="Times New Roman" w:eastAsia="標楷體" w:hAnsi="Times New Roman"/>
-          <w:sz w:val="28"/>
-          <w:szCs w:val="28"/>
-        </w:rPr>
-        <w:t>此外，</w:t>
-      </w:r>
-      <w:proofErr w:type="gramEnd"/>
-      <w:r>
-        <w:rPr>
-          <w:rFonts w:ascii="Times New Roman" w:eastAsia="標楷體" w:hAnsi="Times New Roman"/>
-          <w:sz w:val="28"/>
-          <w:szCs w:val="28"/>
-        </w:rPr>
-        <w:t>本研究亦期望透過系統功能呼應聯合國永續發展目標（</w:t>
+      <w:r>
+        <w:rPr>
+          <w:rFonts w:ascii="Times New Roman" w:eastAsia="標楷體" w:hAnsi="Times New Roman"/>
+          <w:sz w:val="28"/>
+          <w:szCs w:val="28"/>
+        </w:rPr>
+        <w:t>此外，本研究亦期望透過系統功能呼應聯合國永續發展目標（</w:t>
       </w:r>
       <w:r>
         <w:rPr>
@@ -1917,25 +1415,7 @@
           <w:sz w:val="28"/>
           <w:szCs w:val="28"/>
         </w:rPr>
-        <w:t>透過孕婦與嬰幼兒健康數據紀錄、成長追蹤及健康提醒功能，協助家庭建立完善的健康管理機制，提升</w:t>
-      </w:r>
-      <w:proofErr w:type="gramStart"/>
-      <w:r>
-        <w:rPr>
-          <w:rFonts w:ascii="Times New Roman" w:eastAsia="標楷體" w:hAnsi="Times New Roman"/>
-          <w:sz w:val="28"/>
-          <w:szCs w:val="28"/>
-        </w:rPr>
-        <w:t>孕</w:t>
-      </w:r>
-      <w:proofErr w:type="gramEnd"/>
-      <w:r>
-        <w:rPr>
-          <w:rFonts w:ascii="Times New Roman" w:eastAsia="標楷體" w:hAnsi="Times New Roman"/>
-          <w:sz w:val="28"/>
-          <w:szCs w:val="28"/>
-        </w:rPr>
-        <w:t>產婦與嬰幼兒的健康照護品質，促進身心健康與福祉。</w:t>
+        <w:t>透過孕婦與嬰幼兒健康數據紀錄、成長追蹤及健康提醒功能，協助家庭建立完善的健康管理機制，提升孕產婦與嬰幼兒的健康照護品質，促進身心健康與福祉。</w:t>
       </w:r>
     </w:p>
     <w:p>
@@ -2083,25 +1563,7 @@
           <w:sz w:val="28"/>
           <w:szCs w:val="28"/>
         </w:rPr>
-        <w:t>傳統社會觀念普遍將育兒責任視為母親的工作，使女性</w:t>
-      </w:r>
-      <w:proofErr w:type="gramStart"/>
-      <w:r>
-        <w:rPr>
-          <w:rFonts w:ascii="Times New Roman" w:eastAsia="標楷體" w:hAnsi="Times New Roman"/>
-          <w:sz w:val="28"/>
-          <w:szCs w:val="28"/>
-        </w:rPr>
-        <w:t>在孕產與</w:t>
-      </w:r>
-      <w:proofErr w:type="gramEnd"/>
-      <w:r>
-        <w:rPr>
-          <w:rFonts w:ascii="Times New Roman" w:eastAsia="標楷體" w:hAnsi="Times New Roman"/>
-          <w:sz w:val="28"/>
-          <w:szCs w:val="28"/>
-        </w:rPr>
-        <w:t>育兒歷程中承擔較大的照顧壓力。本系統設計協助者功能，支援多帳號共同使用機制，讓伴侶及其他家庭成員能共同參與孕期照</w:t>
+        <w:t>傳統社會觀念普遍將育兒責任視為母親的工作，使女性在孕產與育兒歷程中承擔較大的照顧壓力。本系統設計協助者功能，支援多帳號共同使用機制，讓伴侶及其他家庭成員能共同參與孕期照</w:t>
       </w:r>
       <w:r>
         <w:rPr>
@@ -2113,13 +1575,7 @@
         <w:t>護、嬰幼兒紀錄及育兒管理，透過資訊共享與共同參與，促進家庭照護責任的公平分擔，落實性別平等的理念。</w:t>
       </w:r>
     </w:p>
-    <w:p>
-      <w:pPr>
-        <w:rPr>
-          <w:rFonts w:hint="eastAsia"/>
-        </w:rPr>
-      </w:pPr>
-    </w:p>
+    <w:p/>
     <w:sectPr>
       <w:pgSz w:w="11906" w:h="16838"/>
       <w:pgMar w:top="1440" w:right="1800" w:bottom="1440" w:left="1800" w:header="851" w:footer="992" w:gutter="0"/>
@@ -2948,6 +2404,7 @@
   <w:style w:type="character" w:default="1" w:styleId="a0">
     <w:name w:val="Default Paragraph Font"/>
     <w:uiPriority w:val="1"/>
+    <w:semiHidden/>
     <w:unhideWhenUsed/>
   </w:style>
   <w:style w:type="table" w:default="1" w:styleId="a1">
